--- a/LAB2/1250080012_VuTuanAnh_lab2.docx
+++ b/LAB2/1250080012_VuTuanAnh_lab2.docx
@@ -36,10 +36,10 @@
           <w:noProof/>
         </w:rPr>
         <w:drawing>
-          <wp:inline distT="0" distB="0" distL="114300" distR="114300" wp14:anchorId="07A327BA" wp14:editId="1937B356">
-            <wp:extent cx="5219700" cy="5257800"/>
-            <wp:effectExtent l="0" t="0" r="7620" b="0"/>
-            <wp:docPr id="1" name="Picture 1"/>
+          <wp:inline distT="0" distB="0" distL="0" distR="0" wp14:anchorId="10479722" wp14:editId="1110EBAF">
+            <wp:extent cx="4953000" cy="5756188"/>
+            <wp:effectExtent l="0" t="0" r="0" b="0"/>
+            <wp:docPr id="1906116300" name="Picture 1"/>
             <wp:cNvGraphicFramePr>
               <a:graphicFrameLocks xmlns:a="http://schemas.openxmlformats.org/drawingml/2006/main" noChangeAspect="1"/>
             </wp:cNvGraphicFramePr>
@@ -47,13 +47,17 @@
               <a:graphicData uri="http://schemas.openxmlformats.org/drawingml/2006/picture">
                 <pic:pic xmlns:pic="http://schemas.openxmlformats.org/drawingml/2006/picture">
                   <pic:nvPicPr>
-                    <pic:cNvPr id="1" name="Picture 1"/>
-                    <pic:cNvPicPr>
-                      <a:picLocks noChangeAspect="1"/>
-                    </pic:cNvPicPr>
+                    <pic:cNvPr id="1906116300" name="Picture 1906116300"/>
+                    <pic:cNvPicPr/>
                   </pic:nvPicPr>
                   <pic:blipFill>
-                    <a:blip r:embed="rId5"/>
+                    <a:blip r:embed="rId5">
+                      <a:extLst>
+                        <a:ext uri="{28A0092B-C50C-407E-A947-70E740481C1C}">
+                          <a14:useLocalDpi xmlns:a14="http://schemas.microsoft.com/office/drawing/2010/main" val="0"/>
+                        </a:ext>
+                      </a:extLst>
+                    </a:blip>
                     <a:stretch>
                       <a:fillRect/>
                     </a:stretch>
@@ -61,15 +65,11 @@
                   <pic:spPr>
                     <a:xfrm>
                       <a:off x="0" y="0"/>
-                      <a:ext cx="5219700" cy="5257800"/>
+                      <a:ext cx="4957774" cy="5761737"/>
                     </a:xfrm>
                     <a:prstGeom prst="rect">
                       <a:avLst/>
                     </a:prstGeom>
-                    <a:noFill/>
-                    <a:ln>
-                      <a:noFill/>
-                    </a:ln>
                   </pic:spPr>
                 </pic:pic>
               </a:graphicData>
@@ -91,15 +91,12 @@
         <w:ind w:firstLine="0"/>
       </w:pPr>
       <w:r>
-        <w:rPr>
-          <w:noProof/>
-        </w:rPr>
         <w:lastRenderedPageBreak/>
         <w:drawing>
-          <wp:inline distT="0" distB="0" distL="114300" distR="114300" wp14:anchorId="08E79687" wp14:editId="378679EF">
-            <wp:extent cx="4884420" cy="5273040"/>
-            <wp:effectExtent l="0" t="0" r="7620" b="0"/>
-            <wp:docPr id="2" name="Picture 2"/>
+          <wp:inline distT="0" distB="0" distL="0" distR="0" wp14:anchorId="2BCC297E" wp14:editId="0513A2B6">
+            <wp:extent cx="5270500" cy="7781390"/>
+            <wp:effectExtent l="0" t="0" r="6350" b="0"/>
+            <wp:docPr id="1895371635" name="Picture 1"/>
             <wp:cNvGraphicFramePr>
               <a:graphicFrameLocks xmlns:a="http://schemas.openxmlformats.org/drawingml/2006/main" noChangeAspect="1"/>
             </wp:cNvGraphicFramePr>
@@ -107,10 +104,8 @@
               <a:graphicData uri="http://schemas.openxmlformats.org/drawingml/2006/picture">
                 <pic:pic xmlns:pic="http://schemas.openxmlformats.org/drawingml/2006/picture">
                   <pic:nvPicPr>
-                    <pic:cNvPr id="2" name="Picture 2"/>
-                    <pic:cNvPicPr>
-                      <a:picLocks noChangeAspect="1"/>
-                    </pic:cNvPicPr>
+                    <pic:cNvPr id="1895371635" name=""/>
+                    <pic:cNvPicPr/>
                   </pic:nvPicPr>
                   <pic:blipFill>
                     <a:blip r:embed="rId6"/>
@@ -121,15 +116,11 @@
                   <pic:spPr>
                     <a:xfrm>
                       <a:off x="0" y="0"/>
-                      <a:ext cx="4884420" cy="5273040"/>
+                      <a:ext cx="5272915" cy="7784956"/>
                     </a:xfrm>
                     <a:prstGeom prst="rect">
                       <a:avLst/>
                     </a:prstGeom>
-                    <a:noFill/>
-                    <a:ln>
-                      <a:noFill/>
-                    </a:ln>
                   </pic:spPr>
                 </pic:pic>
               </a:graphicData>
